--- a/小野町_引継ぎ_整理済/11_見える化出力依頼/小野町_見える化_修正が要る箇所_20260925.docx
+++ b/小野町_引継ぎ_整理済/11_見える化出力依頼/小野町_見える化_修正が要る箇所_20260925.docx
@@ -2516,7 +2516,7 @@
                 <w:b w:val="0"/>
                 <w:sz w:val="18"/>
               </w:rPr>
-              <w:t>6,095円</w:t>
+              <w:t>6,048円</w:t>
             </w:r>
           </w:p>
         </w:tc>
@@ -4904,7 +4904,7 @@
                 <w:b/>
                 <w:sz w:val="18"/>
               </w:rPr>
-              <w:t>約6,095円</w:t>
+              <w:t>約6,048円</w:t>
             </w:r>
           </w:p>
         </w:tc>

--- a/小野町_引継ぎ_整理済/11_見える化出力依頼/小野町_見える化_修正が要る箇所_20260925.docx
+++ b/小野町_引継ぎ_整理済/11_見える化出力依頼/小野町_見える化_修正が要る箇所_20260925.docx
@@ -202,7 +202,7 @@
                 <w:b/>
                 <w:sz w:val="18"/>
               </w:rPr>
-              <w:t>9月25日に「選択ボタンは押さないでください」とお伝えしたのは、新しい推計には当てはまりませんでした。</w:t>
+              <w:t>新しい推計では、「選択」ボタンから値を選ぶ必要があります。</w:t>
             </w:r>
             <w:r>
               <w:rPr>
@@ -210,7 +210,7 @@
                 <w:b w:val="0"/>
                 <w:sz w:val="18"/>
               </w:rPr>
-              <w:t>新規推計の初期値は「未設定」で、「将来推計1」の「0（ゼロ）」は明示的に選ばれた値でした。お詫びして訂正します</w:t>
+              <w:t>新規推計の初期値は「未設定」で、「将来推計1」の「0（ゼロ）」は明示的に選ばれた値でした</w:t>
             </w:r>
           </w:p>
         </w:tc>
